--- a/TS-Kramam/TS-4.7/TS 4.7 Sanskrit Krama Paatam Corrections.docx
+++ b/TS-Kramam/TS-4.7/TS 4.7 Sanskrit Krama Paatam Corrections.docx
@@ -81,9 +81,8 @@
           <w:szCs w:val="32"/>
           <w:u w:val="single"/>
         </w:rPr>
-        <w:t xml:space="preserve">Observed </w:t>
+        <w:t xml:space="preserve">Observed till </w:t>
       </w:r>
-      <w:proofErr w:type="gramStart"/>
       <w:r>
         <w:rPr>
           <w:b/>
@@ -92,20 +91,8 @@
           <w:szCs w:val="32"/>
           <w:u w:val="single"/>
         </w:rPr>
-        <w:t xml:space="preserve">till </w:t>
+        <w:t>30th Sep 2026</w:t>
       </w:r>
-      <w:r>
-        <w:rPr>
-          <w:b/>
-          <w:bCs/>
-          <w:sz w:val="32"/>
-          <w:szCs w:val="32"/>
-          <w:highlight w:val="red"/>
-          <w:u w:val="single"/>
-        </w:rPr>
-        <w:t>?????</w:t>
-      </w:r>
-      <w:proofErr w:type="gramEnd"/>
     </w:p>
     <w:p>
       <w:pPr>
@@ -295,17 +282,7 @@
                 <w:szCs w:val="28"/>
                 <w:lang w:bidi="ta-IN"/>
               </w:rPr>
-              <w:t>1.</w:t>
-            </w:r>
-            <w:r>
-              <w:rPr>
-                <w:rFonts w:cs="Latha"/>
-                <w:b/>
-                <w:sz w:val="28"/>
-                <w:szCs w:val="28"/>
-                <w:lang w:bidi="ta-IN"/>
-              </w:rPr>
-              <w:t>2</w:t>
+              <w:t>1.2</w:t>
             </w:r>
             <w:r>
               <w:rPr>
@@ -741,7 +718,7 @@
                 <w:szCs w:val="28"/>
                 <w:lang w:bidi="ta-IN"/>
               </w:rPr>
-              <w:t>2</w:t>
+              <w:t>2.2</w:t>
             </w:r>
             <w:r>
               <w:rPr>
@@ -751,68 +728,48 @@
                 <w:szCs w:val="28"/>
                 <w:lang w:bidi="ta-IN"/>
               </w:rPr>
-              <w:t>.2</w:t>
-            </w:r>
-            <w:r>
+              <w:t xml:space="preserve"> - </w:t>
+            </w:r>
+            <w:r>
+              <w:rPr>
+                <w:rFonts w:cs="Arial"/>
+                <w:b/>
+                <w:sz w:val="28"/>
+                <w:szCs w:val="32"/>
+              </w:rPr>
+              <w:t>Kramam</w:t>
+            </w:r>
+          </w:p>
+          <w:p>
+            <w:pPr>
+              <w:spacing w:before="0" w:line="240" w:lineRule="auto"/>
               <w:rPr>
                 <w:rFonts w:cs="Latha"/>
                 <w:b/>
                 <w:sz w:val="28"/>
                 <w:szCs w:val="28"/>
-                <w:lang w:bidi="ta-IN"/>
-              </w:rPr>
-              <w:t xml:space="preserve"> - </w:t>
-            </w:r>
+                <w:lang w:val="en-IN" w:bidi="ta-IN"/>
+              </w:rPr>
+            </w:pPr>
             <w:r>
               <w:rPr>
                 <w:rFonts w:cs="Arial"/>
                 <w:b/>
                 <w:sz w:val="28"/>
                 <w:szCs w:val="32"/>
-              </w:rPr>
-              <w:t>Kramam</w:t>
-            </w:r>
-          </w:p>
-          <w:p>
-            <w:pPr>
-              <w:spacing w:before="0" w:line="240" w:lineRule="auto"/>
+                <w:lang w:val="en-IN"/>
+              </w:rPr>
+              <w:t>Krama Vaakyam</w:t>
+            </w:r>
+            <w:r>
               <w:rPr>
                 <w:rFonts w:cs="Latha"/>
                 <w:b/>
                 <w:sz w:val="28"/>
                 <w:szCs w:val="28"/>
-                <w:lang w:val="it-IT" w:bidi="ta-IN"/>
-              </w:rPr>
-            </w:pPr>
-            <w:r>
-              <w:rPr>
-                <w:rFonts w:cs="Arial"/>
-                <w:b/>
-                <w:sz w:val="28"/>
-                <w:szCs w:val="32"/>
-                <w:lang w:val="it-IT"/>
-              </w:rPr>
-              <w:t>Krama Vaakyam</w:t>
-            </w:r>
-            <w:r>
-              <w:rPr>
-                <w:rFonts w:cs="Latha"/>
-                <w:b/>
-                <w:sz w:val="28"/>
-                <w:szCs w:val="28"/>
-                <w:lang w:val="it-IT" w:bidi="ta-IN"/>
-              </w:rPr>
-              <w:t xml:space="preserve"> No: - </w:t>
-            </w:r>
-            <w:r>
-              <w:rPr>
-                <w:rFonts w:cs="Latha"/>
-                <w:b/>
-                <w:sz w:val="28"/>
-                <w:szCs w:val="28"/>
-                <w:lang w:val="it-IT" w:bidi="ta-IN"/>
-              </w:rPr>
-              <w:t>30</w:t>
+                <w:lang w:val="en-IN" w:bidi="ta-IN"/>
+              </w:rPr>
+              <w:t xml:space="preserve"> No: - 30</w:t>
             </w:r>
           </w:p>
           <w:p>
@@ -874,16 +831,16 @@
                 <w:color w:val="000000"/>
                 <w:sz w:val="40"/>
                 <w:szCs w:val="40"/>
-                <w:lang w:bidi="ml-IN"/>
-              </w:rPr>
-            </w:pPr>
-            <w:r>
-              <w:rPr>
-                <w:rFonts w:ascii="BRH Devanagari Extra" w:hAnsi="BRH Devanagari Extra" w:cs="BRH Devanagari Extra"/>
-                <w:color w:val="000000"/>
-                <w:sz w:val="40"/>
-                <w:szCs w:val="40"/>
-                <w:lang w:bidi="ml-IN"/>
+                <w:lang w:val="it-IT" w:bidi="ml-IN"/>
+              </w:rPr>
+            </w:pPr>
+            <w:r>
+              <w:rPr>
+                <w:rFonts w:ascii="BRH Devanagari Extra" w:hAnsi="BRH Devanagari Extra" w:cs="BRH Devanagari Extra"/>
+                <w:color w:val="000000"/>
+                <w:sz w:val="40"/>
+                <w:szCs w:val="40"/>
+                <w:lang w:val="it-IT" w:bidi="ml-IN"/>
               </w:rPr>
               <w:t>cÉ</w:t>
             </w:r>
@@ -893,47 +850,37 @@
                 <w:color w:val="000000"/>
                 <w:sz w:val="32"/>
                 <w:szCs w:val="40"/>
-                <w:lang w:bidi="ml-IN"/>
-              </w:rPr>
-              <w:t>…</w:t>
-            </w:r>
-            <w:r>
-              <w:rPr>
-                <w:rFonts w:ascii="BRH Devanagari Extra" w:hAnsi="BRH Devanagari Extra" w:cs="BRH Devanagari Extra"/>
-                <w:color w:val="000000"/>
-                <w:sz w:val="40"/>
-                <w:szCs w:val="40"/>
-                <w:lang w:bidi="ml-IN"/>
-              </w:rPr>
-              <w:t xml:space="preserve"> qÉ</w:t>
-            </w:r>
-            <w:r>
-              <w:rPr>
-                <w:rFonts w:ascii="BRH Devanagari Extra" w:hAnsi="BRH Devanagari Extra" w:cs="BRH Devanagari Extra"/>
-                <w:color w:val="000000"/>
-                <w:sz w:val="40"/>
-                <w:szCs w:val="40"/>
-                <w:lang w:bidi="ml-IN"/>
-              </w:rPr>
-              <w:t>å</w:t>
-            </w:r>
-            <w:r>
-              <w:rPr>
-                <w:rFonts w:ascii="BRH Tamil Tab Extra" w:hAnsi="BRH Tamil Tab Extra" w:cs="BRH Devanagari Extra"/>
-                <w:color w:val="000000"/>
-                <w:sz w:val="32"/>
-                <w:szCs w:val="40"/>
-                <w:lang w:bidi="ml-IN"/>
-              </w:rPr>
-              <w:t>…</w:t>
-            </w:r>
-            <w:r>
-              <w:rPr>
-                <w:rFonts w:ascii="BRH Devanagari Extra" w:hAnsi="BRH Devanagari Extra" w:cs="BRH Devanagari Extra"/>
-                <w:color w:val="000000"/>
-                <w:sz w:val="40"/>
-                <w:szCs w:val="40"/>
-                <w:lang w:bidi="ml-IN"/>
+                <w:lang w:val="it-IT" w:bidi="ml-IN"/>
+              </w:rPr>
+              <w:t>…</w:t>
+            </w:r>
+            <w:r>
+              <w:rPr>
+                <w:rFonts w:ascii="BRH Devanagari Extra" w:hAnsi="BRH Devanagari Extra" w:cs="BRH Devanagari Extra"/>
+                <w:color w:val="000000"/>
+                <w:sz w:val="40"/>
+                <w:szCs w:val="40"/>
+                <w:lang w:val="it-IT" w:bidi="ml-IN"/>
+              </w:rPr>
+              <w:t xml:space="preserve"> qÉå</w:t>
+            </w:r>
+            <w:r>
+              <w:rPr>
+                <w:rFonts w:ascii="BRH Tamil Tab Extra" w:hAnsi="BRH Tamil Tab Extra" w:cs="BRH Devanagari Extra"/>
+                <w:color w:val="000000"/>
+                <w:sz w:val="32"/>
+                <w:szCs w:val="40"/>
+                <w:lang w:val="it-IT" w:bidi="ml-IN"/>
+              </w:rPr>
+              <w:t>…</w:t>
+            </w:r>
+            <w:r>
+              <w:rPr>
+                <w:rFonts w:ascii="BRH Devanagari Extra" w:hAnsi="BRH Devanagari Extra" w:cs="BRH Devanagari Extra"/>
+                <w:color w:val="000000"/>
+                <w:sz w:val="40"/>
+                <w:szCs w:val="40"/>
+                <w:lang w:val="it-IT" w:bidi="ml-IN"/>
               </w:rPr>
               <w:t xml:space="preserve"> | </w:t>
             </w:r>
@@ -944,7 +891,7 @@
                 <w:sz w:val="40"/>
                 <w:szCs w:val="40"/>
                 <w:highlight w:val="yellow"/>
-                <w:lang w:bidi="ml-IN"/>
+                <w:lang w:val="it-IT" w:bidi="ml-IN"/>
               </w:rPr>
               <w:t>qÉ</w:t>
             </w:r>
@@ -954,17 +901,17 @@
                 <w:color w:val="000000"/>
                 <w:sz w:val="32"/>
                 <w:szCs w:val="40"/>
-                <w:lang w:bidi="ml-IN"/>
-              </w:rPr>
-              <w:t>…</w:t>
-            </w:r>
-            <w:r>
-              <w:rPr>
-                <w:rFonts w:ascii="BRH Devanagari Extra" w:hAnsi="BRH Devanagari Extra" w:cs="BRH Devanagari Extra"/>
-                <w:color w:val="000000"/>
-                <w:sz w:val="40"/>
-                <w:szCs w:val="40"/>
-                <w:lang w:bidi="ml-IN"/>
+                <w:lang w:val="it-IT" w:bidi="ml-IN"/>
+              </w:rPr>
+              <w:t>…</w:t>
+            </w:r>
+            <w:r>
+              <w:rPr>
+                <w:rFonts w:ascii="BRH Devanagari Extra" w:hAnsi="BRH Devanagari Extra" w:cs="BRH Devanagari Extra"/>
+                <w:color w:val="000000"/>
+                <w:sz w:val="40"/>
+                <w:szCs w:val="40"/>
+                <w:lang w:val="it-IT" w:bidi="ml-IN"/>
               </w:rPr>
               <w:t xml:space="preserve"> ÌuÉ</w:t>
             </w:r>
@@ -974,17 +921,17 @@
                 <w:color w:val="000000"/>
                 <w:sz w:val="32"/>
                 <w:szCs w:val="40"/>
-                <w:lang w:bidi="ml-IN"/>
-              </w:rPr>
-              <w:t>…</w:t>
-            </w:r>
-            <w:r>
-              <w:rPr>
-                <w:rFonts w:ascii="BRH Devanagari Extra" w:hAnsi="BRH Devanagari Extra" w:cs="BRH Devanagari Extra"/>
-                <w:color w:val="000000"/>
-                <w:sz w:val="40"/>
-                <w:szCs w:val="40"/>
-                <w:lang w:bidi="ml-IN"/>
+                <w:lang w:val="it-IT" w:bidi="ml-IN"/>
+              </w:rPr>
+              <w:t>…</w:t>
+            </w:r>
+            <w:r>
+              <w:rPr>
+                <w:rFonts w:ascii="BRH Devanagari Extra" w:hAnsi="BRH Devanagari Extra" w:cs="BRH Devanagari Extra"/>
+                <w:color w:val="000000"/>
+                <w:sz w:val="40"/>
+                <w:szCs w:val="40"/>
+                <w:lang w:val="it-IT" w:bidi="ml-IN"/>
               </w:rPr>
               <w:t>¨ÉqÉç |</w:t>
             </w:r>
@@ -1012,16 +959,16 @@
                 <w:color w:val="000000"/>
                 <w:sz w:val="40"/>
                 <w:szCs w:val="40"/>
-                <w:lang w:bidi="ml-IN"/>
-              </w:rPr>
-            </w:pPr>
-            <w:r>
-              <w:rPr>
-                <w:rFonts w:ascii="BRH Devanagari Extra" w:hAnsi="BRH Devanagari Extra" w:cs="BRH Devanagari Extra"/>
-                <w:color w:val="000000"/>
-                <w:sz w:val="40"/>
-                <w:szCs w:val="40"/>
-                <w:lang w:bidi="ml-IN"/>
+                <w:lang w:val="it-IT" w:bidi="ml-IN"/>
+              </w:rPr>
+            </w:pPr>
+            <w:r>
+              <w:rPr>
+                <w:rFonts w:ascii="BRH Devanagari Extra" w:hAnsi="BRH Devanagari Extra" w:cs="BRH Devanagari Extra"/>
+                <w:color w:val="000000"/>
+                <w:sz w:val="40"/>
+                <w:szCs w:val="40"/>
+                <w:lang w:val="it-IT" w:bidi="ml-IN"/>
               </w:rPr>
               <w:t>cÉ</w:t>
             </w:r>
@@ -1031,47 +978,37 @@
                 <w:color w:val="000000"/>
                 <w:sz w:val="32"/>
                 <w:szCs w:val="40"/>
-                <w:lang w:bidi="ml-IN"/>
-              </w:rPr>
-              <w:t>…</w:t>
-            </w:r>
-            <w:r>
-              <w:rPr>
-                <w:rFonts w:ascii="BRH Devanagari Extra" w:hAnsi="BRH Devanagari Extra" w:cs="BRH Devanagari Extra"/>
-                <w:color w:val="000000"/>
-                <w:sz w:val="40"/>
-                <w:szCs w:val="40"/>
-                <w:lang w:bidi="ml-IN"/>
-              </w:rPr>
-              <w:t xml:space="preserve"> qÉ</w:t>
-            </w:r>
-            <w:r>
-              <w:rPr>
-                <w:rFonts w:ascii="BRH Devanagari Extra" w:hAnsi="BRH Devanagari Extra" w:cs="BRH Devanagari Extra"/>
-                <w:color w:val="000000"/>
-                <w:sz w:val="40"/>
-                <w:szCs w:val="40"/>
-                <w:lang w:bidi="ml-IN"/>
-              </w:rPr>
-              <w:t>å</w:t>
-            </w:r>
-            <w:r>
-              <w:rPr>
-                <w:rFonts w:ascii="BRH Tamil Tab Extra" w:hAnsi="BRH Tamil Tab Extra" w:cs="BRH Devanagari Extra"/>
-                <w:color w:val="000000"/>
-                <w:sz w:val="32"/>
-                <w:szCs w:val="40"/>
-                <w:lang w:bidi="ml-IN"/>
-              </w:rPr>
-              <w:t>…</w:t>
-            </w:r>
-            <w:r>
-              <w:rPr>
-                <w:rFonts w:ascii="BRH Devanagari Extra" w:hAnsi="BRH Devanagari Extra" w:cs="BRH Devanagari Extra"/>
-                <w:color w:val="000000"/>
-                <w:sz w:val="40"/>
-                <w:szCs w:val="40"/>
-                <w:lang w:bidi="ml-IN"/>
+                <w:lang w:val="it-IT" w:bidi="ml-IN"/>
+              </w:rPr>
+              <w:t>…</w:t>
+            </w:r>
+            <w:r>
+              <w:rPr>
+                <w:rFonts w:ascii="BRH Devanagari Extra" w:hAnsi="BRH Devanagari Extra" w:cs="BRH Devanagari Extra"/>
+                <w:color w:val="000000"/>
+                <w:sz w:val="40"/>
+                <w:szCs w:val="40"/>
+                <w:lang w:val="it-IT" w:bidi="ml-IN"/>
+              </w:rPr>
+              <w:t xml:space="preserve"> qÉå</w:t>
+            </w:r>
+            <w:r>
+              <w:rPr>
+                <w:rFonts w:ascii="BRH Tamil Tab Extra" w:hAnsi="BRH Tamil Tab Extra" w:cs="BRH Devanagari Extra"/>
+                <w:color w:val="000000"/>
+                <w:sz w:val="32"/>
+                <w:szCs w:val="40"/>
+                <w:lang w:val="it-IT" w:bidi="ml-IN"/>
+              </w:rPr>
+              <w:t>…</w:t>
+            </w:r>
+            <w:r>
+              <w:rPr>
+                <w:rFonts w:ascii="BRH Devanagari Extra" w:hAnsi="BRH Devanagari Extra" w:cs="BRH Devanagari Extra"/>
+                <w:color w:val="000000"/>
+                <w:sz w:val="40"/>
+                <w:szCs w:val="40"/>
+                <w:lang w:val="it-IT" w:bidi="ml-IN"/>
               </w:rPr>
               <w:t xml:space="preserve"> | </w:t>
             </w:r>
@@ -1082,7 +1019,7 @@
                 <w:sz w:val="40"/>
                 <w:szCs w:val="40"/>
                 <w:highlight w:val="green"/>
-                <w:lang w:bidi="ml-IN"/>
+                <w:lang w:val="it-IT" w:bidi="ml-IN"/>
               </w:rPr>
               <w:t>qÉå</w:t>
             </w:r>
@@ -1092,17 +1029,17 @@
                 <w:color w:val="000000"/>
                 <w:sz w:val="32"/>
                 <w:szCs w:val="40"/>
-                <w:lang w:bidi="ml-IN"/>
-              </w:rPr>
-              <w:t>…</w:t>
-            </w:r>
-            <w:r>
-              <w:rPr>
-                <w:rFonts w:ascii="BRH Devanagari Extra" w:hAnsi="BRH Devanagari Extra" w:cs="BRH Devanagari Extra"/>
-                <w:color w:val="000000"/>
-                <w:sz w:val="40"/>
-                <w:szCs w:val="40"/>
-                <w:lang w:bidi="ml-IN"/>
+                <w:lang w:val="it-IT" w:bidi="ml-IN"/>
+              </w:rPr>
+              <w:t>…</w:t>
+            </w:r>
+            <w:r>
+              <w:rPr>
+                <w:rFonts w:ascii="BRH Devanagari Extra" w:hAnsi="BRH Devanagari Extra" w:cs="BRH Devanagari Extra"/>
+                <w:color w:val="000000"/>
+                <w:sz w:val="40"/>
+                <w:szCs w:val="40"/>
+                <w:lang w:val="it-IT" w:bidi="ml-IN"/>
               </w:rPr>
               <w:t xml:space="preserve"> ÌuÉ</w:t>
             </w:r>
@@ -1112,17 +1049,17 @@
                 <w:color w:val="000000"/>
                 <w:sz w:val="32"/>
                 <w:szCs w:val="40"/>
-                <w:lang w:bidi="ml-IN"/>
-              </w:rPr>
-              <w:t>…</w:t>
-            </w:r>
-            <w:r>
-              <w:rPr>
-                <w:rFonts w:ascii="BRH Devanagari Extra" w:hAnsi="BRH Devanagari Extra" w:cs="BRH Devanagari Extra"/>
-                <w:color w:val="000000"/>
-                <w:sz w:val="40"/>
-                <w:szCs w:val="40"/>
-                <w:lang w:bidi="ml-IN"/>
+                <w:lang w:val="it-IT" w:bidi="ml-IN"/>
+              </w:rPr>
+              <w:t>…</w:t>
+            </w:r>
+            <w:r>
+              <w:rPr>
+                <w:rFonts w:ascii="BRH Devanagari Extra" w:hAnsi="BRH Devanagari Extra" w:cs="BRH Devanagari Extra"/>
+                <w:color w:val="000000"/>
+                <w:sz w:val="40"/>
+                <w:szCs w:val="40"/>
+                <w:lang w:val="it-IT" w:bidi="ml-IN"/>
               </w:rPr>
               <w:t xml:space="preserve">¨ÉqÉç | </w:t>
             </w:r>
@@ -3058,6 +2995,17 @@
           <w:lang w:val="it-IT"/>
         </w:rPr>
       </w:pPr>
+      <w:r>
+        <w:rPr>
+          <w:b/>
+          <w:bCs/>
+          <w:sz w:val="32"/>
+          <w:szCs w:val="32"/>
+          <w:u w:val="single"/>
+          <w:lang w:val="it-IT"/>
+        </w:rPr>
+        <w:t>============</w:t>
+      </w:r>
     </w:p>
     <w:p>
       <w:pPr>
@@ -7133,18 +7081,7 @@
                 <w:szCs w:val="40"/>
                 <w:lang w:bidi="ml-IN"/>
               </w:rPr>
-              <w:t xml:space="preserve">cÉiÉ </w:t>
-            </w:r>
-            <w:proofErr w:type="gramStart"/>
-            <w:r>
-              <w:rPr>
-                <w:rFonts w:ascii="BRH Devanagari Extra" w:hAnsi="BRH Devanagari Extra" w:cs="BRH Devanagari Extra"/>
-                <w:color w:val="000000"/>
-                <w:sz w:val="40"/>
-                <w:szCs w:val="40"/>
-                <w:lang w:bidi="ml-IN"/>
-              </w:rPr>
-              <w:t xml:space="preserve">| </w:t>
+              <w:t xml:space="preserve">cÉiÉ | </w:t>
             </w:r>
             <w:r>
               <w:rPr>
@@ -7161,15 +7098,7 @@
                 <w:b/>
                 <w:bCs/>
               </w:rPr>
-              <w:t>(</w:t>
-            </w:r>
-            <w:proofErr w:type="gramEnd"/>
-            <w:r>
-              <w:rPr>
-                <w:b/>
-                <w:bCs/>
-              </w:rPr>
-              <w:t>visaram</w:t>
+              <w:t>(visaram</w:t>
             </w:r>
             <w:r>
               <w:rPr>
@@ -8523,16 +8452,7 @@
           <w:bCs/>
           <w:sz w:val="32"/>
         </w:rPr>
-        <w:t xml:space="preserve">replaced </w:t>
-      </w:r>
-      <w:proofErr w:type="gramStart"/>
-      <w:r>
-        <w:rPr>
-          <w:b/>
-          <w:bCs/>
-          <w:sz w:val="32"/>
-        </w:rPr>
-        <w:t>with</w:t>
+        <w:t>replaced with</w:t>
       </w:r>
       <w:r>
         <w:rPr>
@@ -8554,7 +8474,6 @@
         </w:rPr>
         <w:t>"</w:t>
       </w:r>
-      <w:proofErr w:type="gramEnd"/>
       <w:r>
         <w:rPr>
           <w:rFonts w:ascii="BRH Devanagari" w:hAnsi="BRH Devanagari" w:cs="BRH Devanagari"/>
@@ -8587,9 +8506,6 @@
     </w:p>
     <w:p>
       <w:pPr>
-        <w:pBdr>
-          <w:bottom w:val="double" w:sz="6" w:space="1" w:color="auto"/>
-        </w:pBdr>
         <w:jc w:val="center"/>
         <w:rPr>
           <w:b/>
@@ -8599,10 +8515,7 @@
           <w:u w:val="single"/>
         </w:rPr>
       </w:pPr>
-    </w:p>
-    <w:p>
-      <w:pPr>
-        <w:jc w:val="center"/>
+      <w:r>
         <w:rPr>
           <w:b/>
           <w:bCs/>
@@ -8610,7 +8523,8 @@
           <w:szCs w:val="32"/>
           <w:u w:val="single"/>
         </w:rPr>
-      </w:pPr>
+        <w:t>============</w:t>
+      </w:r>
     </w:p>
     <w:p>
       <w:pPr>
